--- a/docs/Career Trek.docx
+++ b/docs/Career Trek.docx
@@ -168,16 +168,12 @@
               <w:spacing w:lineRule="auto" w:line="240" w:before="0" w:after="0"/>
               <w:jc w:val="left"/>
               <w:rPr>
-                <w:rFonts w:ascii="Calibri" w:hAnsi="Calibri" w:eastAsia="Calibri" w:cs=""/>
-                <w:kern w:val="0"/>
-                <w:sz w:val="22"/>
-                <w:szCs w:val="22"/>
-                <w:lang w:val="en-GB" w:eastAsia="en-US" w:bidi="ar-SA"/>
+                <w:rFonts w:ascii="Liberation Serif" w:hAnsi="Liberation Serif"/>
               </w:rPr>
             </w:pPr>
             <w:r>
               <w:rPr>
-                <w:rFonts w:eastAsia="Calibri" w:cs=""/>
+                <w:rFonts w:eastAsia="Calibri" w:cs="" w:ascii="Liberation Serif" w:hAnsi="Liberation Serif"/>
                 <w:kern w:val="0"/>
                 <w:sz w:val="22"/>
                 <w:szCs w:val="22"/>
@@ -201,16 +197,12 @@
               <w:spacing w:lineRule="auto" w:line="240" w:before="0" w:after="0"/>
               <w:jc w:val="left"/>
               <w:rPr>
-                <w:rFonts w:ascii="Calibri" w:hAnsi="Calibri" w:eastAsia="Calibri" w:cs=""/>
-                <w:kern w:val="0"/>
-                <w:sz w:val="22"/>
-                <w:szCs w:val="22"/>
-                <w:lang w:val="en-GB" w:eastAsia="en-US" w:bidi="ar-SA"/>
+                <w:rFonts w:ascii="Liberation Serif" w:hAnsi="Liberation Serif"/>
               </w:rPr>
             </w:pPr>
             <w:r>
               <w:rPr>
-                <w:rFonts w:eastAsia="Calibri" w:cs=""/>
+                <w:rFonts w:eastAsia="Calibri" w:cs="" w:ascii="Liberation Serif" w:hAnsi="Liberation Serif"/>
                 <w:kern w:val="0"/>
                 <w:sz w:val="22"/>
                 <w:szCs w:val="22"/>
@@ -234,22 +226,110 @@
               <w:spacing w:lineRule="auto" w:line="240" w:before="0" w:after="0"/>
               <w:jc w:val="left"/>
               <w:rPr>
-                <w:rFonts w:ascii="Calibri" w:hAnsi="Calibri" w:eastAsia="Calibri" w:cs=""/>
-                <w:kern w:val="0"/>
-                <w:sz w:val="22"/>
-                <w:szCs w:val="22"/>
-                <w:lang w:val="en-GB" w:eastAsia="en-US" w:bidi="ar-SA"/>
+                <w:rFonts w:ascii="Liberation Serif" w:hAnsi="Liberation Serif"/>
               </w:rPr>
             </w:pPr>
             <w:r>
               <w:rPr>
-                <w:rFonts w:eastAsia="Calibri" w:cs=""/>
+                <w:rFonts w:eastAsia="Calibri" w:cs="" w:ascii="Liberation Serif" w:hAnsi="Liberation Serif"/>
                 <w:kern w:val="0"/>
                 <w:sz w:val="22"/>
                 <w:szCs w:val="22"/>
                 <w:lang w:val="en-GB" w:eastAsia="en-US" w:bidi="ar-SA"/>
               </w:rPr>
               <w:t>2026/04/29</w:t>
+            </w:r>
+          </w:p>
+        </w:tc>
+      </w:tr>
+      <w:tr>
+        <w:trPr>
+          <w:trHeight w:val="300" w:hRule="atLeast"/>
+        </w:trPr>
+        <w:tc>
+          <w:tcPr>
+            <w:tcW w:w="3005" w:type="dxa"/>
+            <w:tcBorders/>
+          </w:tcPr>
+          <w:p>
+            <w:pPr>
+              <w:pStyle w:val="Normal"/>
+              <w:widowControl w:val="false"/>
+              <w:suppressAutoHyphens w:val="true"/>
+              <w:bidi w:val="0"/>
+              <w:spacing w:lineRule="auto" w:line="240" w:before="0" w:after="0"/>
+              <w:jc w:val="left"/>
+              <w:rPr>
+                <w:rFonts w:ascii="Liberation Serif" w:hAnsi="Liberation Serif"/>
+              </w:rPr>
+            </w:pPr>
+            <w:r>
+              <w:rPr>
+                <w:rFonts w:eastAsia="Calibri" w:cs="" w:ascii="Liberation Serif" w:hAnsi="Liberation Serif"/>
+                <w:kern w:val="0"/>
+                <w:sz w:val="22"/>
+                <w:szCs w:val="22"/>
+                <w:lang w:val="en-GB" w:eastAsia="en-US" w:bidi="ar-SA"/>
+              </w:rPr>
+              <w:t>Karim Ratib</w:t>
+            </w:r>
+          </w:p>
+        </w:tc>
+        <w:tc>
+          <w:tcPr>
+            <w:tcW w:w="3005" w:type="dxa"/>
+            <w:tcBorders/>
+          </w:tcPr>
+          <w:p>
+            <w:pPr>
+              <w:pStyle w:val="Normal"/>
+              <w:widowControl w:val="false"/>
+              <w:suppressAutoHyphens w:val="true"/>
+              <w:bidi w:val="0"/>
+              <w:spacing w:lineRule="auto" w:line="240" w:before="0" w:after="0"/>
+              <w:jc w:val="left"/>
+              <w:rPr>
+                <w:rFonts w:ascii="Liberation Serif" w:hAnsi="Liberation Serif"/>
+              </w:rPr>
+            </w:pPr>
+            <w:r>
+              <w:rPr>
+                <w:rFonts w:eastAsia="Calibri" w:cs="" w:ascii="Liberation Serif" w:hAnsi="Liberation Serif"/>
+                <w:kern w:val="0"/>
+                <w:sz w:val="22"/>
+                <w:szCs w:val="22"/>
+                <w:lang w:val="en-GB" w:eastAsia="en-US" w:bidi="ar-SA"/>
+              </w:rPr>
+              <w:t>2</w:t>
+            </w:r>
+          </w:p>
+        </w:tc>
+        <w:tc>
+          <w:tcPr>
+            <w:tcW w:w="3005" w:type="dxa"/>
+            <w:tcBorders/>
+          </w:tcPr>
+          <w:p>
+            <w:pPr>
+              <w:pStyle w:val="Normal"/>
+              <w:widowControl w:val="false"/>
+              <w:suppressAutoHyphens w:val="true"/>
+              <w:bidi w:val="0"/>
+              <w:spacing w:lineRule="auto" w:line="240" w:before="0" w:after="0"/>
+              <w:jc w:val="left"/>
+              <w:rPr>
+                <w:rFonts w:ascii="Liberation Serif" w:hAnsi="Liberation Serif"/>
+              </w:rPr>
+            </w:pPr>
+            <w:r>
+              <w:rPr>
+                <w:rFonts w:eastAsia="Calibri" w:cs="" w:ascii="Liberation Serif" w:hAnsi="Liberation Serif"/>
+                <w:kern w:val="0"/>
+                <w:sz w:val="22"/>
+                <w:szCs w:val="22"/>
+                <w:lang w:val="en-GB" w:eastAsia="en-US" w:bidi="ar-SA"/>
+              </w:rPr>
+              <w:t>2026/05/11</w:t>
             </w:r>
           </w:p>
         </w:tc>
@@ -281,7 +361,7 @@
             </w:pPr>
             <w:r>
               <w:rPr>
-                <w:rFonts w:eastAsia="Calibri" w:cs="" w:ascii="Calibri" w:hAnsi="Calibri"/>
+                <w:rFonts w:eastAsia="Calibri" w:cs="" w:ascii="Liberation Serif" w:hAnsi="Liberation Serif"/>
                 <w:kern w:val="0"/>
                 <w:sz w:val="22"/>
                 <w:szCs w:val="22"/>
@@ -305,7 +385,7 @@
               <w:spacing w:lineRule="auto" w:line="240" w:before="0" w:after="0"/>
               <w:jc w:val="left"/>
               <w:rPr>
-                <w:rFonts w:ascii="Calibri" w:hAnsi="Calibri" w:eastAsia="Calibri" w:cs=""/>
+                <w:rFonts w:ascii="Liberation Serif" w:hAnsi="Liberation Serif" w:eastAsia="Calibri" w:cs=""/>
                 <w:kern w:val="0"/>
                 <w:sz w:val="22"/>
                 <w:szCs w:val="22"/>
@@ -314,13 +394,13 @@
             </w:pPr>
             <w:r>
               <w:rPr>
-                <w:rFonts w:eastAsia="Calibri" w:cs="" w:ascii="Calibri" w:hAnsi="Calibri"/>
+                <w:rFonts w:eastAsia="Calibri" w:cs="" w:ascii="Liberation Serif" w:hAnsi="Liberation Serif"/>
                 <w:kern w:val="0"/>
                 <w:sz w:val="22"/>
                 <w:szCs w:val="22"/>
                 <w:lang w:val="en-GB" w:eastAsia="en-US" w:bidi="ar-SA"/>
               </w:rPr>
-              <w:t>2</w:t>
+              <w:t>3</w:t>
             </w:r>
           </w:p>
         </w:tc>
@@ -338,7 +418,7 @@
               <w:spacing w:lineRule="auto" w:line="240" w:before="0" w:after="0"/>
               <w:jc w:val="left"/>
               <w:rPr>
-                <w:rFonts w:ascii="Calibri" w:hAnsi="Calibri" w:eastAsia="Calibri" w:cs=""/>
+                <w:rFonts w:ascii="Liberation Serif" w:hAnsi="Liberation Serif" w:eastAsia="Calibri" w:cs=""/>
                 <w:kern w:val="0"/>
                 <w:sz w:val="22"/>
                 <w:szCs w:val="22"/>
@@ -347,13 +427,13 @@
             </w:pPr>
             <w:r>
               <w:rPr>
-                <w:rFonts w:eastAsia="Calibri" w:cs="" w:ascii="Calibri" w:hAnsi="Calibri"/>
+                <w:rFonts w:eastAsia="Calibri" w:cs="" w:ascii="Liberation Serif" w:hAnsi="Liberation Serif"/>
                 <w:kern w:val="0"/>
                 <w:sz w:val="22"/>
                 <w:szCs w:val="22"/>
                 <w:lang w:val="en-GB" w:eastAsia="en-US" w:bidi="ar-SA"/>
               </w:rPr>
-              <w:t>2026/05/11</w:t>
+              <w:t>2026/07/03</w:t>
             </w:r>
           </w:p>
         </w:tc>
@@ -813,7 +893,7 @@
       </w:pPr>
       <w:r>
         <w:rPr/>
-        <w:t>cat "data/WorkBC&lt;NEW-SHEET&gt;-LMO.csv" | php csv_extract.php --range 2 &gt; load/career_trek.csv</w:t>
+        <w:t>cat "data/&lt;NEW-SHEET&gt;-LMO.csv" | php csv_extract.php --range 2 &gt; load/career_trek.csv</w:t>
       </w:r>
     </w:p>
     <w:p>
@@ -889,7 +969,7 @@
       </w:pPr>
       <w:r>
         <w:rPr/>
-        <w:t>cat "data/WorkBC&lt;NEW-SHEET&gt;-LMO.csv" | php csv_extract.php --range 2 &gt; load/career_trek.csv</w:t>
+        <w:t>cat "data/&lt;NEW-SHEET&gt;-LMO.csv" | php csv_extract.php --range 2 &gt; load/career_trek.csv</w:t>
       </w:r>
     </w:p>
     <w:p>
@@ -1008,7 +1088,22 @@
       </w:pPr>
       <w:r>
         <w:rPr/>
-        <w:t>Edit the LAST date to reflect the year period to which this dataset applies, e.g. for 2026:</w:t>
+        <w:t xml:space="preserve">Edit the </w:t>
+      </w:r>
+      <w:r>
+        <w:rPr>
+          <w:b/>
+          <w:bCs/>
+        </w:rPr>
+        <w:t>period column</w:t>
+      </w:r>
+      <w:r>
+        <w:rPr/>
+        <w:t xml:space="preserve"> </w:t>
+      </w:r>
+      <w:r>
+        <w:rPr/>
+        <w:t>to reflect the year period to which this dataset applies, e.g. for 2026:</w:t>
       </w:r>
     </w:p>
     <w:p>
@@ -1059,7 +1154,56 @@
       </w:pPr>
       <w:r>
         <w:rPr/>
-        <w:t>Edit the PREVIOUS date to reflect the date of the Excel sheet, which can be today or earlier</w:t>
+        <w:t xml:space="preserve">Edit the </w:t>
+      </w:r>
+      <w:r>
+        <w:rPr>
+          <w:b/>
+          <w:bCs/>
+        </w:rPr>
+        <w:t xml:space="preserve">date </w:t>
+      </w:r>
+      <w:r>
+        <w:rPr>
+          <w:b/>
+          <w:bCs/>
+        </w:rPr>
+        <w:t>column</w:t>
+      </w:r>
+      <w:r>
+        <w:rPr/>
+        <w:t xml:space="preserve"> </w:t>
+      </w:r>
+      <w:r>
+        <w:rPr/>
+        <w:t>to reflect the date of the Excel sheet, which can be today or earlier</w:t>
+      </w:r>
+    </w:p>
+    <w:p>
+      <w:pPr>
+        <w:pStyle w:val="Normal"/>
+        <w:numPr>
+          <w:ilvl w:val="0"/>
+          <w:numId w:val="6"/>
+        </w:numPr>
+        <w:bidi w:val="0"/>
+        <w:jc w:val="both"/>
+        <w:rPr/>
+      </w:pPr>
+      <w:r>
+        <w:rPr/>
+        <w:t xml:space="preserve">Edit the </w:t>
+      </w:r>
+      <w:r>
+        <w:rPr>
+          <w:b/>
+          <w:bCs/>
+        </w:rPr>
+        <w:t>filename column</w:t>
+      </w:r>
+      <w:r>
+        <w:rPr/>
+        <w:t xml:space="preserve"> to reflect the &lt;NEW-SHEET&gt; name (without extension)</w:t>
       </w:r>
     </w:p>
     <w:p>
